--- a/capsid/docs/CAPSID_framework_theory_v3.docx
+++ b/capsid/docs/CAPSID_framework_theory_v3.docx
@@ -36452,7 +36452,7 @@
         </m:r>
       </m:oMath>
       <w:r>
-        <w:t xml:space="preserve">. Slow feed keeps the free-dimer pool low, which suppresses over-nucleation, so the two regimes can give opposite answers about the same protein.</w:t>
+        <w:t xml:space="preserve">. A slow feed might be expected to keep the free-dimer pool low and suppress over-nucleation. In the model it does not: for the same total dimer, the feed ends with a higher stalled fraction and a lower capsid fraction at 18 h than a bolus, so the two regimes give different answers about the same protein.</w:t>
       </w:r>
     </w:p>
     <w:p>
